--- a/Documentation.docx
+++ b/Documentation.docx
@@ -113,55 +113,11 @@
       </w:r>
     </w:p>
     <w:p>
-      <w:r>
-        <w:drawing>
-          <wp:inline distT="0" distB="0" distL="114300" distR="114300">
-            <wp:extent cx="5906135" cy="2402205"/>
-            <wp:effectExtent l="0" t="0" r="6985" b="5715"/>
-            <wp:docPr id="1" name="Picture 1"/>
-            <wp:cNvGraphicFramePr>
-              <a:graphicFrameLocks xmlns:a="http://schemas.openxmlformats.org/drawingml/2006/main" noChangeAspect="1"/>
-            </wp:cNvGraphicFramePr>
-            <a:graphic xmlns:a="http://schemas.openxmlformats.org/drawingml/2006/main">
-              <a:graphicData uri="http://schemas.openxmlformats.org/drawingml/2006/picture">
-                <pic:pic xmlns:pic="http://schemas.openxmlformats.org/drawingml/2006/picture">
-                  <pic:nvPicPr>
-                    <pic:cNvPr id="1" name="Picture 1"/>
-                    <pic:cNvPicPr>
-                      <a:picLocks noChangeAspect="1"/>
-                    </pic:cNvPicPr>
-                  </pic:nvPicPr>
-                  <pic:blipFill>
-                    <a:blip r:embed="rId4"/>
-                    <a:stretch>
-                      <a:fillRect/>
-                    </a:stretch>
-                  </pic:blipFill>
-                  <pic:spPr>
-                    <a:xfrm>
-                      <a:off x="0" y="0"/>
-                      <a:ext cx="5906135" cy="2402205"/>
-                    </a:xfrm>
-                    <a:prstGeom prst="rect">
-                      <a:avLst/>
-                    </a:prstGeom>
-                    <a:noFill/>
-                    <a:ln>
-                      <a:noFill/>
-                    </a:ln>
-                  </pic:spPr>
-                </pic:pic>
-              </a:graphicData>
-            </a:graphic>
-          </wp:inline>
-        </w:drawing>
-      </w:r>
-    </w:p>
-    <w:p/>
-    <w:p>
       <w:bookmarkStart w:id="0" w:name="_GoBack"/>
       <w:bookmarkEnd w:id="0"/>
     </w:p>
+    <w:p/>
+    <w:p/>
     <w:sectPr>
       <w:pgSz w:w="11906" w:h="16838"/>
       <w:pgMar w:top="1440" w:right="1800" w:bottom="1440" w:left="1800" w:header="720" w:footer="720" w:gutter="0"/>

--- a/Documentation.docx
+++ b/Documentation.docx
@@ -9,6 +9,10 @@
         <w:widowControl/>
         <w:suppressLineNumbers w:val="0"/>
         <w:jc w:val="center"/>
+        <w:rPr>
+          <w:sz w:val="15"/>
+          <w:szCs w:val="15"/>
+        </w:rPr>
       </w:pPr>
       <w:r>
         <w:rPr>
@@ -23,6 +27,58 @@
         </w:rPr>
         <w:t>Network-1 Project</w:t>
       </w:r>
+      <w:r>
+        <w:rPr>
+          <w:rFonts w:hint="default" w:ascii="Arial Black" w:hAnsi="Arial Black" w:eastAsia="PalatinoLinotype-Bold" w:cs="Arial Black"/>
+          <w:b/>
+          <w:bCs/>
+          <w:color w:val="2E74B5"/>
+          <w:kern w:val="0"/>
+          <w:sz w:val="48"/>
+          <w:szCs w:val="48"/>
+          <w:lang w:val="en-US" w:eastAsia="zh-CN" w:bidi="ar"/>
+        </w:rPr>
+        <w:br w:type="textWrapping"/>
+      </w:r>
+      <w:r>
+        <w:rPr>
+          <w:rFonts w:hint="default" w:ascii="Arial Black" w:hAnsi="Arial Black" w:eastAsia="PalatinoLinotype-Bold" w:cs="Arial Black"/>
+          <w:b/>
+          <w:bCs/>
+          <w:color w:val="2E74B5"/>
+          <w:kern w:val="0"/>
+          <w:sz w:val="48"/>
+          <w:szCs w:val="48"/>
+          <w:lang w:val="en-US" w:eastAsia="zh-CN" w:bidi="ar"/>
+        </w:rPr>
+        <w:br w:type="textWrapping"/>
+      </w:r>
+      <w:r>
+        <w:rPr>
+          <w:rFonts w:hint="default" w:ascii="Arial Black" w:hAnsi="Arial Black" w:eastAsia="PalatinoLinotype-Bold" w:cs="Arial Black"/>
+          <w:b/>
+          <w:bCs/>
+          <w:color w:val="2E74B5"/>
+          <w:kern w:val="0"/>
+          <w:sz w:val="36"/>
+          <w:szCs w:val="36"/>
+          <w:lang w:val="en-US" w:eastAsia="zh-CN" w:bidi="ar"/>
+        </w:rPr>
+        <w:t>The Smart City Integrated Infrastructure</w:t>
+      </w:r>
+    </w:p>
+    <w:p>
+      <w:pPr>
+        <w:keepNext w:val="0"/>
+        <w:keepLines w:val="0"/>
+        <w:widowControl/>
+        <w:suppressLineNumbers w:val="0"/>
+        <w:jc w:val="center"/>
+        <w:rPr>
+          <w:sz w:val="15"/>
+          <w:szCs w:val="15"/>
+        </w:rPr>
+      </w:pPr>
     </w:p>
     <w:p/>
     <w:p/>
@@ -34,8 +90,13 @@
         <w:suppressLineNumbers w:val="0"/>
         <w:jc w:val="left"/>
         <w:rPr>
-          <w:rFonts w:hint="default" w:cs="Times New Roman"/>
-          <w:lang w:val="en-US" w:bidi="ar-EG"/>
+          <w:rFonts w:hint="cs" w:ascii="Arial Black" w:hAnsi="Arial Black" w:eastAsia="Palatino Linotype" w:cs="Times New Roman"/>
+          <w:color w:val="000000"/>
+          <w:kern w:val="0"/>
+          <w:sz w:val="36"/>
+          <w:szCs w:val="36"/>
+          <w:rtl/>
+          <w:lang w:val="en-US" w:eastAsia="zh-CN" w:bidi="ar-EG"/>
         </w:rPr>
       </w:pPr>
       <w:r>
@@ -113,11 +174,90 @@
       </w:r>
     </w:p>
     <w:p>
+      <w:pPr>
+        <w:keepNext w:val="0"/>
+        <w:keepLines w:val="0"/>
+        <w:widowControl/>
+        <w:suppressLineNumbers w:val="0"/>
+        <w:jc w:val="left"/>
+        <w:rPr>
+          <w:rFonts w:hint="cs" w:ascii="Arial Black" w:hAnsi="Arial Black" w:eastAsia="Palatino Linotype" w:cs="Times New Roman"/>
+          <w:color w:val="000000"/>
+          <w:kern w:val="0"/>
+          <w:sz w:val="36"/>
+          <w:szCs w:val="36"/>
+          <w:rtl/>
+          <w:lang w:val="en-US" w:eastAsia="zh-CN" w:bidi="ar-EG"/>
+        </w:rPr>
+      </w:pPr>
+    </w:p>
+    <w:p>
+      <w:pPr>
+        <w:keepNext w:val="0"/>
+        <w:keepLines w:val="0"/>
+        <w:widowControl/>
+        <w:suppressLineNumbers w:val="0"/>
+        <w:jc w:val="left"/>
+        <w:rPr>
+          <w:rFonts w:hint="default" w:ascii="Arial Black" w:hAnsi="Arial Black" w:eastAsia="Palatino Linotype" w:cs="Times New Roman"/>
+          <w:color w:val="000000"/>
+          <w:kern w:val="0"/>
+          <w:sz w:val="36"/>
+          <w:szCs w:val="36"/>
+          <w:rtl/>
+          <w:lang w:val="en-US" w:eastAsia="zh-CN" w:bidi="ar-EG"/>
+        </w:rPr>
+      </w:pPr>
+      <w:r>
+        <w:drawing>
+          <wp:inline distT="0" distB="0" distL="114300" distR="114300">
+            <wp:extent cx="5273040" cy="1822450"/>
+            <wp:effectExtent l="0" t="0" r="0" b="6350"/>
+            <wp:docPr id="1" name="Picture 1"/>
+            <wp:cNvGraphicFramePr>
+              <a:graphicFrameLocks xmlns:a="http://schemas.openxmlformats.org/drawingml/2006/main" noChangeAspect="1"/>
+            </wp:cNvGraphicFramePr>
+            <a:graphic xmlns:a="http://schemas.openxmlformats.org/drawingml/2006/main">
+              <a:graphicData uri="http://schemas.openxmlformats.org/drawingml/2006/picture">
+                <pic:pic xmlns:pic="http://schemas.openxmlformats.org/drawingml/2006/picture">
+                  <pic:nvPicPr>
+                    <pic:cNvPr id="1" name="Picture 1"/>
+                    <pic:cNvPicPr>
+                      <a:picLocks noChangeAspect="1"/>
+                    </pic:cNvPicPr>
+                  </pic:nvPicPr>
+                  <pic:blipFill>
+                    <a:blip r:embed="rId4"/>
+                    <a:stretch>
+                      <a:fillRect/>
+                    </a:stretch>
+                  </pic:blipFill>
+                  <pic:spPr>
+                    <a:xfrm>
+                      <a:off x="0" y="0"/>
+                      <a:ext cx="5273040" cy="1822450"/>
+                    </a:xfrm>
+                    <a:prstGeom prst="rect">
+                      <a:avLst/>
+                    </a:prstGeom>
+                    <a:noFill/>
+                    <a:ln>
+                      <a:noFill/>
+                    </a:ln>
+                  </pic:spPr>
+                </pic:pic>
+              </a:graphicData>
+            </a:graphic>
+          </wp:inline>
+        </w:drawing>
+      </w:r>
+    </w:p>
+    <w:p/>
+    <w:p/>
+    <w:p>
       <w:bookmarkStart w:id="0" w:name="_GoBack"/>
       <w:bookmarkEnd w:id="0"/>
     </w:p>
-    <w:p/>
-    <w:p/>
     <w:sectPr>
       <w:pgSz w:w="11906" w:h="16838"/>
       <w:pgMar w:top="1440" w:right="1800" w:bottom="1440" w:left="1800" w:header="720" w:footer="720" w:gutter="0"/>

--- a/Documentation.docx
+++ b/Documentation.docx
@@ -211,9 +211,9 @@
       <w:r>
         <w:drawing>
           <wp:inline distT="0" distB="0" distL="114300" distR="114300">
-            <wp:extent cx="5273040" cy="1822450"/>
-            <wp:effectExtent l="0" t="0" r="0" b="6350"/>
-            <wp:docPr id="1" name="Picture 1"/>
+            <wp:extent cx="5959475" cy="2199640"/>
+            <wp:effectExtent l="0" t="0" r="14605" b="10160"/>
+            <wp:docPr id="2" name="Picture 2"/>
             <wp:cNvGraphicFramePr>
               <a:graphicFrameLocks xmlns:a="http://schemas.openxmlformats.org/drawingml/2006/main" noChangeAspect="1"/>
             </wp:cNvGraphicFramePr>
@@ -221,7 +221,7 @@
               <a:graphicData uri="http://schemas.openxmlformats.org/drawingml/2006/picture">
                 <pic:pic xmlns:pic="http://schemas.openxmlformats.org/drawingml/2006/picture">
                   <pic:nvPicPr>
-                    <pic:cNvPr id="1" name="Picture 1"/>
+                    <pic:cNvPr id="2" name="Picture 2"/>
                     <pic:cNvPicPr>
                       <a:picLocks noChangeAspect="1"/>
                     </pic:cNvPicPr>
@@ -235,7 +235,7 @@
                   <pic:spPr>
                     <a:xfrm>
                       <a:off x="0" y="0"/>
-                      <a:ext cx="5273040" cy="1822450"/>
+                      <a:ext cx="5959475" cy="2199640"/>
                     </a:xfrm>
                     <a:prstGeom prst="rect">
                       <a:avLst/>
